--- a/content-src/docx/R G 2000 07 15 Craig Raine.docx
+++ b/content-src/docx/R G 2000 07 15 Craig Raine.docx
@@ -92,6 +92,11 @@
           <w:color w:val="121212"/>
         </w:rPr>
         <w:t>&lt;/details&gt;</w:t>
+      </w:r>
+    </w:p>
+    <w:p>
+      <w:r>
+        <w:t xml:space="preserve">&lt;category&gt;poetry&lt;/category&gt;</w:t>
       </w:r>
     </w:p>
     <w:p>

--- a/content-src/docx/R G 2000 07 15 Craig Raine.docx
+++ b/content-src/docx/R G 2000 07 15 Craig Raine.docx
@@ -106,7 +106,7 @@
     </w:p>
     <w:p>
       <w:r>
-        <w:t>Ian McEwan (himself, surely, mentioned in the text: "our mutual friends/ the Martins, Julians and Ians") provides one of them. Raine's poem cites Conrad's statement that the author should aim to "make you hear, to make you feel...// above all, to make you see". McEwan says that Raine has done this. So does Raine. And certainly, in what Talk magazine considers "one of the great long poems written in English this century", we do indeed see something; even if it is only that "all publishing was corrupt and nasty/ and I should know". The poem was, in fact, first published in Talk and republished in Arete, a magazine edited by... Craig Raine.</w:t>
+        <w:t>Ian McEwan (himself, surely, mentioned in the text: "our mutual friends/ the Martins, Julians and Ians") provides one of them. Raine's poem cites Conrad's statement that the author should aim to "make you hear, to make you feel…// above all, to make you see". McEwan says that Raine has done this. So does Raine. And certainly, in what Talk magazine considers "one of the great long poems written in English this century", we do indeed see something; even if it is only that "all publishing was corrupt and nasty/ and I should know". The poem was, in fact, first published in Talk and republished in Arete, a magazine edited by… Craig Raine.</w:t>
       </w:r>
     </w:p>
     <w:p>
@@ -121,7 +121,7 @@
     </w:p>
     <w:p>
       <w:r>
-        <w:t xml:space="preserve">Love and grief are obsessive states; writing is, inevitably, a therapeutic process for dealing with loss. The big question is always why the private process should be made public; traditionally, the answer has been that love and grief are such common states that readers will be able to match the poet's consolations with their own. Most poets now address these issues within their writing (Peter Reading: "others' bereavements don't marvel readers... and it's pathetic and mad to address yourself to the dead"; Stephen Romer: "Am I changed or not, if I tell this tale?"). Raine does at one point ask </w:t>
+        <w:t xml:space="preserve">Love and grief are obsessive states; writing is, inevitably, a therapeutic process for dealing with loss. The big question is always why the private process should be made public; traditionally, the answer has been that love and grief are such common states that readers will be able to match the poet's consolations with their own. Most poets now address these issues within their writing (Peter Reading: "others' bereavements don't marvel readers… and it's pathetic and mad to address yourself to the dead"; Stephen Romer: "Am I changed or not, if I tell this tale?"). Raine does at one point ask </w:t>
       </w:r>
       <w:r>
         <w:lastRenderedPageBreak/>
